--- a/memoire-ngoma/livrables/4_Note_de_positionnalite_MODELE.docx
+++ b/memoire-ngoma/livrables/4_Note_de_positionnalite_MODELE.docx
@@ -169,7 +169,7 @@
           <w:sz w:val="20"/>
           <w:szCs w:val="20"/>
         </w:rPr>
-        <w:t xml:space="preserve">Les passages SURLIGNÉS entre crochets sont des hypothèses d'exercice : ni le protocole ni la simulation ne disent votre profession, votre lien avec le district, votre sexe ou votre âge. Remplacez-les par votre situation réelle. Les exemples de la partie 5 viennent des journaux de bord simulés.</w:t>
+        <w:t xml:space="preserve">Les éléments biographiques viennent du protocole corrigé (page de garde, § 4.2.5.6). Les passages SURLIGNÉS entre crochets sont des hypothèses d'exercice : ce que le protocole ne dit pas, à préciser. Remplacez-les par votre situation réelle. Les exemples de la partie 5 viennent des journaux de bord simulés.</w:t>
       </w:r>
     </w:p>
     <w:p>
@@ -501,7 +501,7 @@
           <w:sz w:val="21"/>
           <w:szCs w:val="21"/>
         </w:rPr>
-        <w:t xml:space="preserve">MODÈLE D'EXERCICE — DONNÉES SIMULÉES. Cette note montre la forme attendue d'une note de positionnalité ; elle ne décrit pas une collecte réelle. Les passages </w:t>
+        <w:t xml:space="preserve">MODÈLE D'EXERCICE — DONNÉES SIMULÉES. Cette note montre la forme attendue d'une note de positionnalité ; elle ne décrit pas une collecte réelle. Les éléments biographiques viennent du protocole (page de garde, § 4.2.5.6). Les passages </w:t>
       </w:r>
       <w:r>
         <w:rPr>
@@ -516,7 +516,7 @@
           <w:sz w:val="21"/>
           <w:szCs w:val="21"/>
         </w:rPr>
-        <w:t xml:space="preserve"> sont des HYPOTHÈSES D'EXERCICE : remplacez-les par votre situation réelle, puis réécrivez le reste avec vos propres mots.</w:t>
+        <w:t xml:space="preserve"> restent des HYPOTHÈSES D'EXERCICE : remplacez-les par votre situation réelle, puis réécrivez le reste avec vos propres mots.</w:t>
       </w:r>
     </w:p>
     <w:p>
@@ -581,22 +581,8 @@
         <w:rPr>
           <w:sz w:val="21"/>
           <w:szCs w:val="21"/>
-          <w:highlight w:val="yellow"/>
-        </w:rPr>
-        <w:t xml:space="preserve">[Profession : hypothèse d'exercice — « Avant ce master, j'ai exercé comme professionnel de santé pendant N années, dont N en consultation prénatale / en santé communautaire / en administration sanitaire. » Remplacez par votre parcours réel. C'est l'élément qui pèse le plus sur la note : un ancien soignant de CPN ne regarde pas un registre comme un gestionnaire de programme.]</w:t>
-      </w:r>
-    </w:p>
-    <w:p>
-      <w:pPr>
-        <w:spacing w:after="100"/>
-      </w:pPr>
-      <w:r>
-        <w:rPr>
-          <w:sz w:val="21"/>
-          <w:szCs w:val="21"/>
-          <w:highlight w:val="yellow"/>
-        </w:rPr>
-        <w:t xml:space="preserve">[Sexe et âge : à préciser. Ils comptent ici parce que 15 des 21 participants sont des femmes et que 4 ont entre 20 et 29 ans.]</w:t>
+        </w:rPr>
+        <w:t xml:space="preserve">Je suis un homme, né en 1977 à Bukavu (République démocratique du Congo) ; j'avais 48 ans pendant la collecte. J'exerce depuis plus de vingt ans dans le domaine de la santé, notamment en biologie médicale, mais jamais en consultation prénatale (protocole, § 4.2.5.6). Ces trois éléments comptent ici : 15 des 21 participants sont des femmes, dont 4 ont entre 20 et 29 ans ; je suis plus âgé que la plupart d'entre eux ; et mon métier m'a appris à regarder un laboratoire avant de regarder une salle de consultation.</w:t>
       </w:r>
     </w:p>
     <w:p>
@@ -667,21 +653,28 @@
         <w:rPr>
           <w:sz w:val="21"/>
           <w:szCs w:val="21"/>
+        </w:rPr>
+        <w:t xml:space="preserve">Je n'exerce ni en consultation prénatale ni dans la hiérarchie des participants (protocole, § 4.2.5.6). </w:t>
+      </w:r>
+      <w:r>
+        <w:rPr>
+          <w:sz w:val="21"/>
+          <w:szCs w:val="21"/>
           <w:highlight w:val="yellow"/>
         </w:rPr>
-        <w:t xml:space="preserve">[Lien avec le district de Ngoma : hypothèse d'exercice — « Je n'ai aucun lien hiérarchique avec les centres de santé du district et je n'y ai jamais exercé. » Si vous y avez travaillé, ou si vous connaissez certains participants, dites-le ici et indiquez comment vous l'avez géré : c'est précisément ce que la note doit rendre visible.]</w:t>
-      </w:r>
-    </w:p>
-    <w:p>
-      <w:pPr>
-        <w:spacing w:after="100"/>
-      </w:pPr>
-      <w:r>
-        <w:rPr>
-          <w:sz w:val="21"/>
-          <w:szCs w:val="21"/>
-        </w:rPr>
-        <w:t xml:space="preserve">Une position à la fois proche et extérieure. Proche, parce que je partage la langue de la plupart des participants (17 entretiens en kinyarwanda) et que je connais le système de santé rwandais : registres, indicateurs de CPN, supervision, références vers l'hôpital. Cela m'a permis de comprendre sans explication des allusions qu'un observateur étranger n'aurait pas saisies. Le risque est symétrique : ne pas faire expliciter ce qui « va de soi », alors que c'est souvent là que se loge la représentation professionnelle. Extérieure, parce que je viens d'une université étrangère, que je n'exerce pas dans ces centres et que je n'y reviendrai pas au quotidien.</w:t>
+        <w:t xml:space="preserve">[À préciser : ai-je exercé dans le district de Ngoma, ou connais-je personnellement certains participants ? Si oui, le dire ici et indiquer comment cela a été géré.]</w:t>
+      </w:r>
+    </w:p>
+    <w:p>
+      <w:pPr>
+        <w:spacing w:after="100"/>
+      </w:pPr>
+      <w:r>
+        <w:rPr>
+          <w:sz w:val="21"/>
+          <w:szCs w:val="21"/>
+        </w:rPr>
+        <w:t xml:space="preserve">Une position à la fois proche et extérieure. Proche, parce que j'ai conduit 17 entretiens en kinyarwanda — langue que je maîtrise à un niveau permettant un entretien compréhensif, sans que ce soit ma langue première — et que je connais le système de santé rwandais : registres, indicateurs de CPN, supervision, références vers l'hôpital. Cela m'a permis de comprendre sans explication des allusions qu'un observateur étranger n'aurait pas saisies. Le risque est symétrique : ne pas faire expliciter ce qui « va de soi », alors que c'est souvent là que se loge la représentation professionnelle. Extérieure, parce que je viens d'une université étrangère, que je n'exerce pas dans ces centres, que je n'y reviendrai pas au quotidien, et que le kinyarwanda n'est pas ma langue première : certaines nuances ont pu m'échapper, que la vérification indépendante des traductions devait rattraper.</w:t>
       </w:r>
     </w:p>
     <w:p>
@@ -1071,7 +1064,7 @@
           <w:sz w:val="21"/>
           <w:szCs w:val="21"/>
         </w:rPr>
-        <w:t xml:space="preserve">Ce qui m'a surpris. Mon premier présupposé ne s'est pas vérifié : dans plusieurs centres, l'équipement existe ; ce qui manque, c'est un espace où dire un résultat sans qu'il soit entendu, et du temps pour l'expliquer. L'analyse a ensuite fait apparaître des thèmes que je n'attendais pas : le dispositif de contrôle oriente l'attention (T4 — Ce qui est compté existe), le registre peut masquer l'inégalité (T6 — Le registre comme écran), et le dépistage se prolonge hors du centre par les relais communautaires (T7 — Le dépistage hors des murs). Ces thèmes viennent du matériau, pas de ma grille : c'est un indice que les codes inductifs ont joué leur rôle.</w:t>
+        <w:t xml:space="preserve">Ce qui m'a surpris. Mon premier présupposé ne s'est pas vérifié : dans presque tous les centres, le glucomètre existe — mais au laboratoire ou à la consultation des maladies chroniques, jamais en salle de CPN ; ce qui manque à la femme enceinte, c'est l'accès à cet appareil, un espace où dire un résultat sans qu'il soit entendu, et du temps pour l'expliquer. Mon expérience de la biologie médicale a sans doute joué ici : c'est en demandant où se trouvait le glucomètre, et pour qui servaient ses bandelettes, que ce circuit hors de la CPN est apparu (code B8). Le risque inverse existe aussi : surinterpréter ce qui relève du laboratoire, parce que c'est le monde que je connais. L'analyse a ensuite fait apparaître des thèmes que je n'attendais pas : le dispositif de contrôle oriente l'attention (T4 — Ce qui est compté existe), le registre peut masquer l'inégalité (T6 — Le registre comme écran), et le dépistage se prolonge hors du centre par les relais communautaires (T7 — Le dépistage hors des murs). Ces thèmes viennent du matériau, pas de ma grille : c'est un indice que les codes inductifs ont joué leur rôle.</w:t>
       </w:r>
     </w:p>
     <w:p>

--- a/memoire-ngoma/livrables/4_Note_de_positionnalite_MODELE.docx
+++ b/memoire-ngoma/livrables/4_Note_de_positionnalite_MODELE.docx
@@ -481,7 +481,7 @@
                 <w:sz w:val="19"/>
                 <w:szCs w:val="19"/>
               </w:rPr>
-              <w:t xml:space="preserve">10 infirmiers ou infirmières et 11 sages-femmes, 16 centres de santé codés (CS01 à CS16), en deux vagues</w:t>
+              <w:t xml:space="preserve">10 infirmiers ou infirmières et 10 sages-femmes, 15 centres de santé codés (CS01 à CS15), en deux vagues</w:t>
             </w:r>
           </w:p>
         </w:tc>
@@ -570,19 +570,19 @@
           <w:sz w:val="21"/>
           <w:szCs w:val="21"/>
         </w:rPr>
-        <w:t xml:space="preserve">J'ai conduit moi-même les 21 entretiens et les 16 observations. Un collaborateur trilingue a transcrit en kinyarwanda les entretiens conduits dans cette langue ; j'en ai fait la traduction française. J'ai transcrit moi-même les 4 entretiens conduits en français à la demande des participantes.</w:t>
-      </w:r>
-    </w:p>
-    <w:p>
-      <w:pPr>
-        <w:spacing w:after="100"/>
-      </w:pPr>
-      <w:r>
-        <w:rPr>
-          <w:sz w:val="21"/>
-          <w:szCs w:val="21"/>
-        </w:rPr>
-        <w:t xml:space="preserve">Je suis un homme, né en 1977 à Bukavu (République démocratique du Congo) ; j'avais 48 ans pendant la collecte. J'exerce depuis plus de vingt ans dans le domaine de la santé, notamment en biologie médicale, mais jamais en consultation prénatale (protocole, § 4.2.5.6). Ces trois éléments comptent ici : 15 des 21 participants sont des femmes, dont 4 ont entre 20 et 29 ans ; je suis plus âgé que la plupart d'entre eux ; et mon métier m'a appris à regarder un laboratoire avant de regarder une salle de consultation.</w:t>
+        <w:t xml:space="preserve">J'ai conduit moi-même les 20 entretiens et les 15 observations. Un collaborateur trilingue a transcrit en kinyarwanda les entretiens conduits dans cette langue ; j'en ai fait la traduction française. J'ai transcrit moi-même les 4 entretiens conduits en français à la demande des participantes.</w:t>
+      </w:r>
+    </w:p>
+    <w:p>
+      <w:pPr>
+        <w:spacing w:after="100"/>
+      </w:pPr>
+      <w:r>
+        <w:rPr>
+          <w:sz w:val="21"/>
+          <w:szCs w:val="21"/>
+        </w:rPr>
+        <w:t xml:space="preserve">Je suis un homme, né en 1977 à Bukavu (République démocratique du Congo) ; j'avais 48 ans pendant la collecte. J'exerce depuis plus de vingt ans dans le domaine de la santé, notamment en biologie médicale, mais jamais en consultation prénatale (protocole, § 4.2.5.6). Ces trois éléments comptent ici : 14 des 20 participants sont des femmes, dont 4 ont entre 20 et 29 ans ; je suis plus âgé que la plupart d'entre eux ; et mon métier m'a appris à regarder un laboratoire avant de regarder une salle de consultation.</w:t>
       </w:r>
     </w:p>
     <w:p>
@@ -686,7 +686,7 @@
           <w:sz w:val="21"/>
           <w:szCs w:val="21"/>
         </w:rPr>
-        <w:t xml:space="preserve">Les asymétries. Les non-titulaires (15 participants sur 21), souvent les plus jeunes dans le métier, étaient les plus exposés : ils parlaient d'un service dont ils ne sont pas responsables, parfois en présence de leur titulaire dans le bâtiment. Une jeune sage-femme (P03) a demandé deux fois si sa réponse était « juste ». Pendant les observations, ma seule présence a modifié certains gestes : le lavage des mains a été plus soigné dans les premières minutes à CS02, et à CS07, où la consultation se tient dans une salle unique, ma place pesait forcément.</w:t>
+        <w:t xml:space="preserve">Les asymétries. Les non-titulaires (15 participants sur 20), souvent les plus jeunes dans le métier, étaient les plus exposés : ils parlaient d'un service dont ils ne sont pas responsables, parfois en présence de leur titulaire dans le bâtiment. Une jeune sage-femme (P03) a demandé deux fois si sa réponse était « juste ». Pendant les observations, ma seule présence a modifié certains gestes : le lavage des mains a été plus soigné dans les premières minutes à CS02, et à CS07, où la consultation se tient dans une salle unique, ma place pesait forcément.</w:t>
       </w:r>
     </w:p>
     <w:p>
